--- a/libro/gestiones/prologo_dossier.docx
+++ b/libro/gestiones/prologo_dossier.docx
@@ -67,7 +67,7 @@
         <w:t xml:space="preserve"> </w:t>
       </w:r>
       <w:r>
-        <w:t xml:space="preserve">~32.400 palabras (110 páginas A4 en manuscrito) ·</w:t>
+        <w:t xml:space="preserve">~53.600 palabras (158 páginas A4 en manuscrito; 18 capítulos, 16 figuras) ·</w:t>
       </w:r>
       <w:r>
         <w:t xml:space="preserve"> </w:t>
@@ -148,7 +148,7 @@
         <w:t xml:space="preserve"> </w:t>
       </w:r>
       <w:r>
-        <w:t xml:space="preserve">Cada capítulo termina en herramienta: un léxico de certeza con usos correctos e incorrectos, el método HII-D (hechos–inferencias–incertidumbre–decisión, con versión de 60 segundos), 12 talleres que reescriben notas clínicas reales, una guía de implementación para servicios.</w:t>
+        <w:t xml:space="preserve">Cada capítulo termina en herramienta: un léxico de certeza con usos correctos e incorrectos, el método HII-D (hechos–inferencias–incertidumbre–decisión, con versión de 60 segundos), 18 talleres que reescriben notas clínicas reales, una guía de implementación para servicios.</w:t>
       </w:r>
     </w:p>
     <w:p>
@@ -321,7 +321,7 @@
         <w:t xml:space="preserve"> </w:t>
       </w:r>
       <w:r>
-        <w:t xml:space="preserve">— metacognición y calibración; pericia e intuición; error como trayectoria (con un error del autor analizado); desaceleración selectiva.</w:t>
+        <w:t xml:space="preserve">— metacognición y calibración; pericia e intuición (con el saber hacer de Varela); error como trayectoria (con un error del autor analizado); cuándo desacelerar, en qué estado y con qué mente.</w:t>
       </w:r>
     </w:p>
     <w:p>
@@ -343,7 +343,7 @@
         <w:t xml:space="preserve"> </w:t>
       </w:r>
       <w:r>
-        <w:t xml:space="preserve">— evidencia poblacional y umbrales; temporalidad y contrafactuales; la ficha como instrumento de pensamiento; equipos, desacuerdo y comunicación de incertidumbre.</w:t>
+        <w:t xml:space="preserve">— la evidencia leída y traducida al caso singular; umbrales, valores y bioética; temporalidad y contrafactuales; la ficha como instrumento de pensamiento (de resultados y de proceso); equipos, desacuerdo y comunicación de incertidumbre.</w:t>
       </w:r>
     </w:p>
     <w:p>
@@ -365,7 +365,7 @@
         <w:t xml:space="preserve"> </w:t>
       </w:r>
       <w:r>
-        <w:t xml:space="preserve">— IA como espejo del razonamiento; humildad epistémica y responsabilidad; el método HII-D y su falsabilidad; cuaderno de ocho casos; enseñar y organizar la metacognición clínica.</w:t>
+        <w:t xml:space="preserve">— humildad epistémica y responsabilidad (pensar bien como ética primordial); el método HII-D y su falsabilidad; cuaderno de ocho casos; enseñar y organizar la metacognición clínica; la inteligencia artificial en el proceso clínico (roles, riesgos y defensas); y un cierre desde la poesía chilena: Huidobro y Parra como los dos polos de la palabra clínica.</w:t>
       </w:r>
     </w:p>
     <w:p>
@@ -377,7 +377,7 @@
         <w:pStyle w:val="Compact"/>
       </w:pPr>
       <w:r>
-        <w:t xml:space="preserve">Apéndices: hoja HII-D · léxico de certeza · guía de implementación en servicio · glosario · índice analítico · ~85 referencias (de Peirce y Polanyi a Fleming, Mamede y la calibración de modelos de lenguaje).</w:t>
+        <w:t xml:space="preserve">Apéndices: hoja HII-D · léxico de certeza · guía de implementación en servicio · glosario · índice analítico · ~158 referencias (de Peirce, Polanyi y Maturana a Fleming, Mamede y los ensayos sobre IA clínica).</w:t>
       </w:r>
     </w:p>
     <w:bookmarkEnd w:id="22"/>
